--- a/example_articles/countries/Denmark/1.countries_Denmark_New_York_Times.docx
+++ b/example_articles/countries/Denmark/1.countries_Denmark_New_York_Times.docx
@@ -27,17 +27,17 @@
     </w:p>
     <w:p>
       <w:r>
-        <w:t>Source File: NYT/52.DOCX</w:t>
+        <w:t>Source file: NYT/52.DOCX</w:t>
       </w:r>
     </w:p>
     <w:p>
       <w:r>
-        <w:t>Raw locations result: ['Denmark']</w:t>
+        <w:t>Raw locations result, 'locations': ['Denmark']</w:t>
       </w:r>
     </w:p>
     <w:p>
       <w:r>
-        <w:t>countries_stand_flat (Standardized): Denmark</w:t>
+        <w:t>Standardized locations result, 'countries_stand_flat': Denmark</w:t>
       </w:r>
     </w:p>
     <w:p>

--- a/example_articles/countries/Denmark/1.countries_Denmark_New_York_Times.docx
+++ b/example_articles/countries/Denmark/1.countries_Denmark_New_York_Times.docx
@@ -7,7 +7,7 @@
         <w:pStyle w:val="Heading1"/>
       </w:pPr>
       <w:r>
-        <w:t>After the Storm, One Town Finds 1,000 Ways to Give</w:t>
+        <w:t>36 Hours: Copenhagen</w:t>
       </w:r>
     </w:p>
     <w:p>
@@ -17,17 +17,17 @@
     </w:p>
     <w:p>
       <w:r>
-        <w:t>Date: 2005-11-14</w:t>
+        <w:t>Date: 2010-07-11</w:t>
       </w:r>
     </w:p>
     <w:p>
       <w:r>
-        <w:t>Section: Section F; Column 3; Giving; Pg. 1; AFTERMATHS</w:t>
+        <w:t>Section: Section TR; Column 0; Travel Desk; Pg. 12</w:t>
       </w:r>
     </w:p>
     <w:p>
       <w:r>
-        <w:t>Source file: NYT/52.DOCX</w:t>
+        <w:t>Source file: NYT/43.DOCX</w:t>
       </w:r>
     </w:p>
     <w:p>
@@ -49,143 +49,61 @@
     </w:p>
     <w:p>
       <w:r>
-        <w:t>THAT Saturday, Aug. 27, Rose Parsee, or Mother Rose to her church and her three younger generations, got a call from a daughter, Kathlyn Locke. Ms. Locke, Ms. Parsee and most of the clan lived in two houses and an apartment in Harvey, just south of New Orleans on the city's west bank. A hardy brick of a woman, intense and passionate, Ms. Parsee had never been out of the area in her 65 years.</w:t>
+        <w:t>COPENHAGEN is making news these days. Beyond cliched tourist sites like the Little Mermaid and Tivoli amusement park, the Danish capital has emerged as one of the most eco-minded  and creative cities in Northern Europe. Top-notch contemporary art is proliferating, and a fledgling fashion scene is starting to take off. After dark, a bevy of innovative restaurants has burnished Scandinavia's gastronomic credentials, most notably Noma, which in April was ranked first on the S. Pellegrino World's 50 Best Restaurants list. Meanwhile, upstart jazz and world music clubs are creating a night life without borders. And when it's time to stagger home, Copenhagen finally obliges: the futuristic, driverless Metro is now open all day and night.</w:t>
         <w:br/>
-        <w:t xml:space="preserve">  ''What are you going to do?'' she said Ms. Locke asked.</w:t>
+        <w:t xml:space="preserve">  Friday</w:t>
         <w:br/>
-        <w:t>''About what? Ms. Parsee said, putting her on.</w:t>
+        <w:t xml:space="preserve">  5 p.m. 1)A DANISH DUBAI</w:t>
         <w:br/>
-        <w:t xml:space="preserve">  ''About the storm coming,'' Kathlyn said. ''It's a Category 4.''</w:t>
+        <w:t xml:space="preserve">  No neighborhood shows off Copenhagen's new sheen and ambition more impressively than Orestad. Five years ago, it was basically a barren flatland on the route to the airport. Today the district is a futuristic, master-planned community of state-of-the-art  architecture.  The elevated Metro whisks you past the soaring blue tower of the Cabinn Metro Hotel designed by Daniel Libeskind; the solar-panel-clad Crowne Plaza Copenhagen Towers; and, perhaps most notable, the Copenhagen Concert Hall (Emil Holms Kanal 20; 45-35-20-30-40; dr.dk/koncerthuset) designed by Jean Nouvel. The glowing blue cubelike exterior contains several concert spaces, including  an auditorium with a jagged, orange interior that looks carved from desert rock.</w:t>
         <w:br/>
-        <w:t xml:space="preserve">  ''I'm going,'' she said. ''Don't count me out.'' </w:t>
+        <w:t xml:space="preserve">  7 p.m. 2)BEETROOT FOR DESSERT</w:t>
         <w:br/>
-        <w:t xml:space="preserve">  One hundred and eighteen miles north of Harvey is St. Francisville, a Mississippi River town of 1,700 where John Audubon painted many birds. The seat of West Feliciana Parish, it is the home of one of Louisiana's best public school systems, of poor rural blacks living in trailers and one-bathroom cinderblock houses, of stately plantation homes under canopies of skyscraping oaks, of cotton and poisonous snakes and a few stubborn artifacts of segregation, like the array of flapping Confederate flags for sale on Highway 61, the town's commercial artery.</w:t>
+        <w:t xml:space="preserve">  Young chefs are championing Nordic ingredients, pushing Copenhagen to the forefront of Northern European gastronomy. If you can't get into Noma, the only new  restaurant in town to get a Michelin star this year was  A.O.C. (2 Dronningens Tvaergade; 45-33-11-11-45; restaurantaoc.dk), where  the chef Ronny Emborg, a veteran of El Bulli,  jazzes up rustic Danish ingredients like lumpfish roe, veal and cranberries. Highlights include roasted lamb served in walnut oil with crunchy razor-thin apple slices and tiny forest mushrooms. For dessert, try the red beetroot ice cream, which comes on a bed of black licorice pellets. Four courses are 550 kroner, or  about $92  at 6 Danish kroner to the dollar.  The curvy, cavernous white complex of rooms is filled nightly with black-clad couples and suited businessmen.</w:t>
         <w:br/>
-        <w:t xml:space="preserve">  That Saturday, the Rev. Joe Ratcliff called the 15 deacons of his wide red-brick, predominantly white First Baptist Church. On a slight knoll, encircled by acres of lawn and asphalt and near the intersections of Highways 61 and 10, the church is a conspicuous port in a storm.</w:t>
+        <w:t xml:space="preserve">  10 p.m. 3)REBIRTH OF COOL</w:t>
         <w:br/>
-        <w:t xml:space="preserve">  ''They all said, 'Open the shelter,' '' Mr. Ratcliff said. ''We chose not to be a Red Cross or FEMA shelter. We wanted our own people to sacrifice to take care of the needy.'' </w:t>
+        <w:t xml:space="preserve">  Grow your goatee and don your beret: a jazz legend has returned to Copenhagen. During the 1960s and early '70s, the Jazzhus Montmartre club was one of the high temples of the European jazz scene, drawing legendary talents like Miles Davis and Dexter Gordon for extended stays. The club closed in 1976, then made periodic efforts to reopen in other locations but eventually fell silent  in the 1990s. It's now back in its original location (Store Regnegade 19A; 45-70-15-65-65; jazzhusmontmartre.dk), and its comeback has been greeted with great fanfare. The stage in the revamped airy, white space has already attracted marquee names like the saxophonist Bill Evans and the pianist Abdullah Ibrahim.</w:t>
         <w:br/>
-        <w:t xml:space="preserve">  With that, First Baptist threw St. Francisville's first spark to ignite the kind of ad-hoc, small-town philanthropy that would help hundreds of thousands of Hurricane Katrina's accidental homeless restart their lives. For two months, West Feliciana Parish went to such lengths to succor evacuees -- like scrubbing their clothes and commandeering a New Orleans school bus to deliver their meals -- that some 300 are expected to try to settle here. </w:t>
+        <w:t xml:space="preserve">  Saturday</w:t>
         <w:br/>
-        <w:t xml:space="preserve">  At the peak of the exodus, weeks before the arrival of the cavalry -- the household names of charity and federal government assistance -- the parish's half white, half black population of 15,000 would serve close to 1,000 evacuees. Hundreds scattered to private homes. After First Baptist took in 57, the parish Police Jury -- the local government -- signed up all 101 rooms of the Best Western motel for a shelter and set up a parish community center to take 46 evacuees. The second week after the storm, the Rev. Ronald E. Hardy Sr. and his wife, Robbin, known in the church as First Lady, opened the sanctuary of their black Faith, Hope and Love Worship Center to 23 more. </w:t>
+        <w:t xml:space="preserve">  10:30 a.m. 4) PEDAL INTO THE PAST</w:t>
         <w:br/>
-        <w:t xml:space="preserve">  Help sprang up everywhere. Anne Butler, owner of the Butler-Greenwood Plantation, a bed and breakfast, used $2,000 that former guests had donated to buy $25 gift certificates for 80 children to get clothes at Fred's Super Dollar Store. Facing a surge of new shoppers, Fred's manager, Susan Hammer, gave 10 evacuees $5.35-an-hour cashier jobs. </w:t>
+        <w:t xml:space="preserve">  With 9 in 10 Danish adults owning a bike, according to the Cycling Embassy of Denmark, an organization that promotes biking, Copenhagen is among the most bicycle-crazy cities on the planet. That means sightseeing on the saddle  is a snap. Pedal to the lush and grassy Assistens Kirkegaard cemetery (burial place of Hans Christian Andersen and Soren Kierkegaard), where many Danes picnic and lie out under the summer sun. Or cruise to the city center to admire the exterior of the stately Amalienborg Palace (Slotsplads; 45-33-40-10-10; www.ses.dk/en.aspx), where Queen Margrethe II lives, and the Dutch Renaissance-style stock exchange (Borsen),   with its dragon-tail spire. For a knockout view of the city's orange-tile roofs and green copper domes, climb up the gilded candy-twist spire of Vor Frelsers Kirke (Sankt Annae Gade 29; www.vorfrelserskirke.dk/english), a 17th-century church  in the historical Christianshavn district. Baisikeli (Turesensgade 10; 45-26-70-02-29; cph-bike-rental.dk) has rentals from 50 kroner  for a half-day.</w:t>
         <w:br/>
-        <w:t xml:space="preserve">  One was Evelyn Roach, 47, who spent three days on New Orleans rooftops before a helicopter lifted her out. ''That Saturday I left on a bus,'' Ms. Roach said. ''I thought it was going to Dallas. But Dallas was full, so we went to Fort Smith, Ark. They checked us into the Army base up there.'' She caught a ride to the bus station and went to Shreveport. Her nephew picked her up at 1:30 a.m. and took her to St. Francisville, where her sister lives with her husband, three children and two grandchildren. ''I felt,'' she said, ''I'm back home!''</w:t>
+        <w:t xml:space="preserve">  2 p.m. 5)SMORREBROD SUPREME</w:t>
         <w:br/>
-        <w:t xml:space="preserve">  Her sister gave her a room. At Fred's, ''I filled out an application, and Susan hired me,'' she said. Her brother-in law lent her a truck to get to work. </w:t>
+        <w:t xml:space="preserve">  The fried herring may taste like something  from an old-school Copenhagen tavern, but Aamanns Etablissement (Oster Farimagsgade 12, 45-35-55-33-10; aamanns.dk) opened last year as a modern take on the fading institution, complete with minimalist decor, homemade akvavit and microbrew beers and sodas. Besides herring (115 kroner), served a number of ways, the frequently changing menu may include  smorrebrod (165 kroner) --  traditional open-face sandwiches --  made with pork breast, with apple, salad greens and balsamic vinegar.</w:t>
         <w:br/>
-        <w:t xml:space="preserve">  At Fred's Pharmacy, the Police Jury picked up the tab for filling prescriptions for the week until a foundation took over. The sick turned to the splendid new clinic of Chaillie P. Daniel and Timothy R. Lindsey, young family doctors. </w:t>
+        <w:t xml:space="preserve">  4 p.m. 6)DESIGNING DANES</w:t>
         <w:br/>
-        <w:t xml:space="preserve">  ''Everyone was seen,'' Dr. Lindsey said. ''In September we saw 250 evacuees. Of the 250, about half could not pay and had no insurance. For the most part they were people running out of medicines or needing preventive care, routine labs, tetanus, hepatitis.''</w:t>
+        <w:t xml:space="preserve">  Is Copenhagen the next Antwerp? Like its Belgian counterpart, Copenhagen's storybook center is filling with upstart fashion labels. Nordic whiteness and lightness go out the window at Bllack Noir (Ostergade 52, Illum department store; 45-33-18-27-89; noir-illuminati2.com), which opened in February with a collection of  very dark hot pants, drainpipe jeans and baby-doll dresses.  Across the sartorial spectrum, Baum Und Pferdgarten (Vognmagergade 2; 45-35-30-10-90; baumundpferdgarten.com) sells romantic, colorful and very feminine creations like ruffled floral dresses and gold sequin belts. And to make a statement, visit Henrik Vibskov (Krystalgade 6; 45-33-14-61-00; henrikvibskov.com), a Danish designer known for avant-garde wear like garishly striped jumpsuits with brassy buttons and black lab-coat-like dresses.</w:t>
         <w:br/>
-        <w:t xml:space="preserve">  Dr. Daniel said, ''We treated postoperative people.'' One lady had had two knees replaced 48 hours earlier. ''She had no follow up,'' he said. ''She came in in a wheelchair. We had a lady with acute pancreatitis, in a lot of pain. She definitely would have required a hospital. She wanted to fly to San Francisco. We looked up a doctor in San Francisco, and she had surgery the next day.''</w:t>
+        <w:t xml:space="preserve">  7 p.m. 7)JACKETS NOT REQUIRED</w:t>
         <w:br/>
-        <w:t xml:space="preserve">  As for the payments, Dr. Lindsey said: ''We have kept track of it as office overhead. We will probably turn in some charges to FEMA, but we don't know if we will be paid.'' </w:t>
+        <w:t xml:space="preserve">  Danish hospitality comes to the fore at Madklubben (Store Kongensgade 66; 45-33-32-32-34; madklubben.info). It says so on the menu: ''The staff has been selected for their cheerful spirits and contagious laughter, not their intense studies of all the wine and cheeses of the world.''  The kitchen is similarly unpretentious, whipping up affordable Nordic-modern dishes for 30-something media types and young professionals who pack into the low-ceilinged, minimalist white space. The menu recently included a pan-fried hake with mussel sauce and lumpfish roe with crunchy cucumber bits and oyster mayonnaise foam. Four courses for 250 kroner.</w:t>
         <w:br/>
+        <w:t xml:space="preserve">  10 p.m. 8)NORREBRO BY NIGHT</w:t>
         <w:br/>
-        <w:t>Search for a Haven</w:t>
+        <w:t xml:space="preserve">  Working-class Norrebro has long been one of the city's most ethnically mixed neighborhoods. It's becoming a diverse party spot as well. Underwood Ink (Ryesgade Tredive A; 45-35-35-55-53; www.underwood-ink.com) feels like the living room of an eclectic intellectual, with bookshelves packed with international literature (for sale), paintings by obscure European artists (ditto) and tables piled with bottles of microbrewed Danish beers like sweet-spicy Porse Guld. A few blocks away, world-music geeks, nongovernmental agency  types, neo-hippies and grad students swig Cuban Cristal beer at Global (Norre Alle 7; 45-50-58-08-41; globalcph.dk). The cozy space has an elevated stage that showcases wide-ranging acts like Mali's Bassekou Kouyate and the Serbian Gypsy trumpet legend Boban Markovic.</w:t>
         <w:br/>
-        <w:t xml:space="preserve">  Sunday, the morning before the hurricane, Mother Rose; Ms. Locke; two other daughters, June Hollins and Niya Parsee; Ella Montgomery, a niece; and 10 others packed into two cars and a pickup for a grinding, often frantic 12-day search for asylum from their homes in the New Orleans area. Crossing Louisiana, they stalled in traffic entering Texas and turned back, to Georgia and Florida, then moved into New Orleans and out again.</w:t>
+        <w:t xml:space="preserve">  Sunday</w:t>
         <w:br/>
-        <w:t xml:space="preserve">  ''We were 'The Family of 15,' '' Ms. Parsee said, to motelkeepers and the manager of a Chick-fil-A in Valdosta, Ga., who fed them free breakfast and lunch. </w:t>
+        <w:t xml:space="preserve">  10 a.m. 9)NATURE CALLS</w:t>
         <w:br/>
-        <w:t xml:space="preserve">  Their cash dwindling, the caravan stopped in a working-class resort in Florida near Disney World, where Ms. Locke owned a time share allowing them to stay.</w:t>
+        <w:t xml:space="preserve">  There's no better cure for too much pork and beer than a vigorous walk in the crisp Nordic air. Copenhagen's three adjacent lakes are a favorite of cyclists,  joggers and strollers, with picturesque trails lined with shady trees and  reeds. For a copious brunch buffet, Den Franske Cafe (Sortedam Dossering 101; 45-35-42-48-45; denfranskecafe.dk) has  tables inside and out overlooking a pleasant corner of the lakes where swans and ducks gather;  109 kroner.</w:t>
         <w:br/>
-        <w:t xml:space="preserve">  Ms. Parsee said the developer offered her, Niya Parsee and Ms. Hollins $100 each to attend a 90-minute time-share sales pitch. Pitch over, the developer pressed the women to use their $100 for down payments. Instead, they took the money and ran. </w:t>
+        <w:t xml:space="preserve">  Noon 10)MODERN PAINTERS</w:t>
         <w:br/>
-        <w:t xml:space="preserve">  Over the Labor Day weekend, the family heard that New Orleans was drying up. Hoping their odyssey was over, they returned and stopped at the house of June Hollins and her husband, Tim. ''It was like, gone,'' Ms. Hollins said. Mother Rose said, ''My house looked like a monster ripped it apart.''</w:t>
+        <w:t xml:space="preserve">  Denmark is famous for its furniture designers (Arne Jacobsen, Finn Juhl, Jacob   Jensen), but painters and other artists also deserve their due. The Statens Museum for Kunst (Solvgade 48-50; 45-33-74-84-94; smk.dk) is Denmark's national gallery. While Brueghel, Rembrandt and Picasso are the draw, the museum offers a vivid introduction to Danish modern art. Head to Room 228 for century-old paintings by Vilhelm Hammershoi, and Room 201 for post-World War II Pop and kitsch works including Peter Land's surrealist statue ''Untitled (sitting man, with dots on blue carpet).'' For contemporary works, make your way  to Kunsthal Charlottenborg (Nyhavn 2;  45-33-13-40-22; kunsthalcharlottenborg.dk), which opened in 2006 and remains the city's largest  contemporary art space. Shows rotate, but the annual Spring Exhibition is a must-see gathering of video, painting, sculpture, photography and art installations that's generating headlines of its own.</w:t>
         <w:br/>
-        <w:t xml:space="preserve">  Then it was off to the long abandoned house that Mr. Hollins's late grandmother owned in La Place, 30 miles west of New Orleans.</w:t>
+        <w:t xml:space="preserve">  IF YOU GO</w:t>
         <w:br/>
+        <w:t xml:space="preserve">  Delta, United, Continental and Scandinavian  fly nonstop to Copenhagen from New York. According to a recent online search, Delta  has flights from Kennedy Airport from $760  for travel in August.</w:t>
         <w:br/>
-        <w:t>A Town Pitches In</w:t>
+        <w:t xml:space="preserve">  The new  Wakeup Copenhagen (Carsten Niebuhrs Gade 11; 45-44-80-00-00; wakeupcopenhagen.com),   with 510 rooms, offers tasteful Scandinavian-sleek design at remarkably un-Scandinavian prices. Doubles from 500 kroner, about $84.</w:t>
         <w:br/>
-        <w:t xml:space="preserve">  In St. Francisville, volunteers were swarming. There were ladies doing 30 pounds each of evacuee laundry a day at First Baptist. A retired registered nurse, Carolyn Porche, visited shelters every day for six weeks. ''People just lined up,'' she said. ''It was hard to quit.'' </w:t>
-        <w:br/>
-        <w:t xml:space="preserve">  The Happi Llandiers, a charity of retired black schoolteachers, scrounged up uniforms, shoes and supplies for evacuee schoolchildren. To help evacuees register online for housing aid, Linda Fox, the parish librarian, brought in tutors and more computers and stretched the library's hours. Over the two weeks after the storm, evacuees filled out 2,658 FEMA forms, 160 unemployment forms, 85 food stamp forms and 40 missing person forms. </w:t>
-        <w:br/>
-        <w:t xml:space="preserve">  Anne Butler's cousin Bob Butler, 51, a courthouse lawyer in St. Francisville's pretty historic district downtown, thought about food. He got catfish nets stretched across the Mississippi. He went to the David family, owners of the town's two supermarkets. ''What do you have in your coolers?'' he said he asked them. ''They said: 'Take whatever you want. We've got 352 pounds of Boston butt,' '' or pork shoulder. </w:t>
-        <w:br/>
-        <w:t xml:space="preserve">  Wednesday morning, two days after the storm, Mr. Butler hurried over to the office of W. Conville Lemoine, executive vice president of the Bank of St. Francisville and a friend since first grade. ''We've got to feed those people,'' Mr. Butler told him. Mr. Lemoine set up a Katrina victim food fund to which donors gave $47,744 through Nov. 3. He called in the bank's executive secretary, Kim X. Riggle, and asked her to work full time overseeing food services.</w:t>
-        <w:br/>
-        <w:t xml:space="preserve">  Wednesday evening, Mr. Butler and Ms. Riggle called a meeting in the West Feliciana Middle School dining room. Among those present were Bert F. Babers 3rd, president of the Police Jury, Floyd L. Younger Jr., the jury manager, Alline Baker, a school system food services manager, Lloyd Lindsey, the superintendent of schools, Pastor Ratcliff and clergy from three other churches. ''Here's my idea,'' Ms. Riggle said Mr. Butler told the group. ''We can feed these people.''</w:t>
-        <w:br/>
-        <w:t xml:space="preserve">  For nearly six weeks, starting at 11 a.m. after students' meals had been prepared, volunteers took over the school's industrial kitchen. They cooked 1,000 biscuits a day. They pitched a wide meal tent outside First Baptist. Inmates from the city jail cleaned it up and made $5 and $10 contributions from their work accounts into Mr. Lemoine's fund. </w:t>
-        <w:br/>
-        <w:t xml:space="preserve">  Volunteers ferried meals in plastic-foam boxes to isolated homes that had taken in evacuees, like the widow Rosa Pate's 50-year-old place on eight acres up rural Parker Road. </w:t>
-        <w:br/>
-        <w:t xml:space="preserve">  One story, with one bath and two bedrooms, the house has cinder-block walls painted turquoise. Rosa planted the crape myrtle trees in front. Close to the house she also has live oaks, pin oaks, a gun tree, a pecan tree and a hickory tree.</w:t>
-        <w:br/>
-        <w:t xml:space="preserve">  Darling, Ms. Pate's family nickname, took in her Williams family relatives -- blind and stooped James Sr., 94, his estranged wife, Katie, 88, both under the same roof for the first time in 41 years, and their sons, James Jr., 52, and Peter, 48, both ministers of churches in New Orleans that Katrina washed out. Ms. Pate, 63, moved to the living room couch.</w:t>
-        <w:br/>
-        <w:t xml:space="preserve">  ''We stayed in Baton Rouge two nights,'' James Jr. said. ''My brother Peter said, 'Let's call Darling.' She said she was waiting for us to call. She said, 'Come on in, the door is open.' We were just blessed.''</w:t>
-        <w:br/>
-        <w:t xml:space="preserve">  The Police Jury begged and borrowed to get out the food. Its cars and trucks tied up delivering meals and care packages of soap, toothbrushes and toothpaste, deodorant, washcloths and towels. The jury needed more vehicles. So it also stole. </w:t>
-        <w:br/>
-        <w:t xml:space="preserve">  On a rural road just out of town, the jury found a school bus from New Orleans. Evacuees had left the keys and sprayed off their fingerprints with the fire extinguisher. ''We decided we would acquire it,'' Mr. Babers said. The second week of October, he said, the Orleans Parish sheriff called. ''He said, 'Lock that bus up.' '' Mr. Babers declined. ''We said, 'We're using it to feed your people.' ''</w:t>
-        <w:br/>
-        <w:br/>
-        <w:t>Finding St. Francisville</w:t>
-        <w:br/>
-        <w:t xml:space="preserve">  The Parsees thought they had found refuge in La Place. But that first night, Hurricane Rita ripped through town. Ms. Locke, her husband and children bailed out for Houston. Down to 11, the family drove to Baton Rouge where Didi, a former girlfriend of one of Ms. Parsee's three sons, put them up. </w:t>
-        <w:br/>
-        <w:t xml:space="preserve">  Didi's Uncle Roy is a deputy sheriff in St. Francisville, Mother Rose learned. Didi told her, ''They got a shelter opening.'' </w:t>
-        <w:br/>
-        <w:t xml:space="preserve">  So into the bleak rural night of Sept. 8, the clan set off north on 61. </w:t>
-        <w:br/>
-        <w:t xml:space="preserve">  ''Deers!'' Mother Rose recalled shouting. ''They have deers outside.'' </w:t>
-        <w:br/>
-        <w:t xml:space="preserve">  ''No streetlights,'' Ella Montgomery said she said. ''Cities have streetlights.'' </w:t>
-        <w:br/>
-        <w:t xml:space="preserve">  Terrified, June Hollins said, ''We have to stop.''</w:t>
-        <w:br/>
-        <w:t xml:space="preserve">  ''In the name of Jesus,'' Mother Rose said, ''keep going.''</w:t>
-        <w:br/>
-        <w:t xml:space="preserve">  Downtown, they came upon Faith, Hope and Love's wide, beige, one-story cinderblock church. </w:t>
-        <w:br/>
-        <w:t xml:space="preserve">  ''We made it,'' Ms. Hollins said later. ''It was mattresses, not cots. Sheets, nice blankets.'' Out of money, they didn't need any. ''They brought food, supplies, whatever we needed.'' </w:t>
-        <w:br/>
-        <w:t xml:space="preserve">  Ms. Parsee said: ''We had nurses show up and do checkups. We had flu shots.''</w:t>
-        <w:br/>
-        <w:br/>
-        <w:t>Some Help, Some Hindrance</w:t>
-        <w:br/>
-        <w:t xml:space="preserve">  Hoary bureaucracies kept putting up road blocks in St. Francisville. The jury needed help reaching unknown evacuees in homes like Rosa Pate's. Mr. Babers asked the post office to deliver notices urging evacuees to register so they could get meals and rides to school. '' 'You could never do that,' '' he said the post office told him. 'You have to go to the board of governors in Washington.' ''</w:t>
-        <w:br/>
-        <w:t xml:space="preserve">  At the parish's small community-center shelter where the Happi Llandiers has its office, Peggy Casanova, the secretary, said that departed evacuees without new addresses still use the shelter to pick up housing assistance checks from FEMA. </w:t>
-        <w:br/>
-        <w:t xml:space="preserve">  One day in late October a stack of letters, two from FEMA, arrived. Affixed to the stack was an unsigned handwritten note from the letter carrier. ''The people at this address needs to put up a box,'' it said, ''or I will have to return all the mail. Please correct address. Thanks.''</w:t>
-        <w:br/>
-        <w:t xml:space="preserve">  The second week after the storm, Red Cross and FEMA officials began trickling through St. Francisville, but their help was slow. The Red Cross contracted with four local restaurants to prepare evacuee meals beginning Oct. 7. </w:t>
-        <w:br/>
-        <w:t xml:space="preserve">  The Police Jury needed FEMA's help with the Best Western bill that was running $150,000 a month. </w:t>
-        <w:br/>
-        <w:t xml:space="preserve">  ''They wanted us to project it for 60 days,'' Mr. Babers said. ''Then they went away with their little forms. We didn't hear anything at all for a while. Then they called and said, 'Within a day or two, we will send somebody with a form to fill out.' I said, 'Wait, I've already done that.' They gave us $23,000 as a first draw.''</w:t>
-        <w:br/>
-        <w:br/>
-        <w:t>'Thank You, Jesus'</w:t>
-        <w:br/>
-        <w:t xml:space="preserve">  During the six weeks the Parsees lingered in the shelter, daughter Niya, fed up, drove off to Texas. Mother Rose, Ms. Hollins and Ms. Montgomery got 12-week state-financed jobs answering phones and cleaning in the Faith, Hope and Love Worship Center. Tim Hollins, who had been a postal worker in New Orleans, found work at the St. Francisville post office. </w:t>
-        <w:br/>
-        <w:t xml:space="preserve">  In late October, the shelter closed, and the Parsees settled in a three-bedroom, two-bath brick ranch house on a tidy subdivision street. A gift from the son of the church's late secretary, the house was fixed up by volunteers with new paint, carpets and appliances, except for the worn-out 1960's harvest gold refrigerator. First Lady Robbin Hardy put her plan for a displaced girls' home on hold.</w:t>
-        <w:br/>
-        <w:t xml:space="preserve">  After church Oct. 23, Pastor Hardy dropped in. </w:t>
-        <w:br/>
-        <w:t xml:space="preserve">  ''I have a surprise,'' he said. </w:t>
-        <w:br/>
-        <w:t xml:space="preserve">  ''Thank you, Jesus, thank you Lord.'' Three joyful women and two teenage daughters whooped and clapped. </w:t>
-        <w:br/>
-        <w:t xml:space="preserve">  ''The refrigerator's out, right?'' he said.</w:t>
-        <w:br/>
-        <w:t xml:space="preserve">  ''Thank you, Lord!'' Mother Rose said, taking to her feet. </w:t>
-        <w:br/>
-        <w:t xml:space="preserve">  ''So we're going to buy you a new one.''</w:t>
-        <w:br/>
-        <w:t xml:space="preserve">  ''Thank you, Jesus!'' they said. </w:t>
-        <w:br/>
-        <w:t xml:space="preserve">  Outside, Pastor Hardy said: ''I did what I would have wanted done to me. If it was me, I'd want you to allow me a season when I can get back up. That's what I'm trying to do.''</w:t>
-        <w:br/>
+        <w:t xml:space="preserve">  Opened in 2007, Hotel 27(Longangstraede 27; 45-70-27-56-27; hotel27.dk) offers 200 high-design rooms, ''molecular'' cocktails and an  ice bar. Doubles start at 820 kroner.</w:t>
         <w:br/>
         <w:br/>
         <w:t>http://www.nytimes.com</w:t>
@@ -196,11 +114,11 @@
         <w:br/>
         <w:t xml:space="preserve"> </w:t>
         <w:br/>
-        <w:t>Photos: REFUGE -- The Rev. Ronald E. Hardy Sr. with Rose Parsee, far right, and members of her family at the house lent by his congregation. (Photo by Jim Wilson/The New York Times)(pg. F1)</w:t>
+        <w:t>PHOTOS: From Left: A favorite mode of transportation is the bicycle (bags? no problem)</w:t>
         <w:br/>
-        <w:t>THANKS -- Ella Montgomery prays during a service at the Rev. Hardy's church, which sheltered her and her daughter.</w:t>
+        <w:t>a canal tour in progress</w:t>
         <w:br/>
-        <w:t xml:space="preserve"> ASSISTANCE -- Katie Williams looks on as her son, James, helps his father at a relative's home. Below, Alline Baker, Bob Butler and Kim Regal organized meals for evacuees. (Photographs by Jim Wilson/The New York Times)(pg. F20)Map of Louisiana highlights St. Francisville. (pg. F20)</w:t>
+        <w:t xml:space="preserve"> presenting a bottle at A.O.C. restaurant, which earned a Michelin star this year. (PHOTOGRAPHS BY JOHAN SPANNER FOR THE NEW YORK TIMES) MAPS</w:t>
       </w:r>
     </w:p>
     <w:sectPr>

--- a/example_articles/countries/Denmark/1.countries_Denmark_New_York_Times.docx
+++ b/example_articles/countries/Denmark/1.countries_Denmark_New_York_Times.docx
@@ -7,7 +7,7 @@
         <w:pStyle w:val="Heading1"/>
       </w:pPr>
       <w:r>
-        <w:t>36 Hours: Copenhagen</w:t>
+        <w:t>Dance When the Spirit Moves You</w:t>
       </w:r>
     </w:p>
     <w:p>
@@ -17,17 +17,17 @@
     </w:p>
     <w:p>
       <w:r>
-        <w:t>Date: 2010-07-11</w:t>
+        <w:t>Date: 2021-01-13</w:t>
       </w:r>
     </w:p>
     <w:p>
       <w:r>
-        <w:t>Section: Section TR; Column 0; Travel Desk; Pg. 12</w:t>
+        <w:t>Section: Section C; Column 0; The Arts/Cultural Desk; Pg. 1</w:t>
       </w:r>
     </w:p>
     <w:p>
       <w:r>
-        <w:t>Source file: NYT/43.DOCX</w:t>
+        <w:t>Source file: NYT/9.DOCX</w:t>
       </w:r>
     </w:p>
     <w:p>
@@ -49,64 +49,75 @@
     </w:p>
     <w:p>
       <w:r>
-        <w:t>COPENHAGEN is making news these days. Beyond cliched tourist sites like the Little Mermaid and Tivoli amusement park, the Danish capital has emerged as one of the most eco-minded  and creative cities in Northern Europe. Top-notch contemporary art is proliferating, and a fledgling fashion scene is starting to take off. After dark, a bevy of innovative restaurants has burnished Scandinavia's gastronomic credentials, most notably Noma, which in April was ranked first on the S. Pellegrino World's 50 Best Restaurants list. Meanwhile, upstart jazz and world music clubs are creating a night life without borders. And when it's time to stagger home, Copenhagen finally obliges: the futuristic, driverless Metro is now open all day and night.</w:t>
+        <w:t>The actor Mads Mikkelsen ends Thomas Vinterberg's film with a wild delight of a drunken dance. The man, once a professional dancer, can move.</w:t>
         <w:br/>
-        <w:t xml:space="preserve">  Friday</w:t>
+        <w:t xml:space="preserve">Martin is a history teacher with the listless, sloping posture of a comma. He walks slowly, as though every step ignites a jolt of pain. His job is uninspiring; his marriage is falling apart. ''Have I become boring?'' he asks his wife. ''Do you find me boring?'' </w:t>
         <w:br/>
-        <w:t xml:space="preserve">  5 p.m. 1)A DANISH DUBAI</w:t>
+        <w:t xml:space="preserve">  Her answer seems to confirm what he already knows: ''You're not the same Martin I first met.''</w:t>
         <w:br/>
-        <w:t xml:space="preserve">  No neighborhood shows off Copenhagen's new sheen and ambition more impressively than Orestad. Five years ago, it was basically a barren flatland on the route to the airport. Today the district is a futuristic, master-planned community of state-of-the-art  architecture.  The elevated Metro whisks you past the soaring blue tower of the Cabinn Metro Hotel designed by Daniel Libeskind; the solar-panel-clad Crowne Plaza Copenhagen Towers; and, perhaps most notable, the Copenhagen Concert Hall (Emil Holms Kanal 20; 45-35-20-30-40; dr.dk/koncerthuset) designed by Jean Nouvel. The glowing blue cubelike exterior contains several concert spaces, including  an auditorium with a jagged, orange interior that looks carved from desert rock.</w:t>
+        <w:t xml:space="preserve">  In the Danish director Thomas Vinterberg's ''Another Round,'' a film about breaking the rules and, in doing so, breaking free, Martin is one of four high school teachers who decide to test a theory about alcohol: As long as they maintain a consistent level of it in their blood, their lives will improve.</w:t>
         <w:br/>
-        <w:t xml:space="preserve">  7 p.m. 2)BEETROOT FOR DESSERT</w:t>
+        <w:t xml:space="preserve">  The experiment has its problems. But ultimately Martin, played by Mads Mikkelsen, finds release, which comes through in a dance at the end of the movie. The dance, a little drunken, shows Mikkelsen's nimble ability to balance daring and control. It's fitting: He was once a professional dancer.</w:t>
         <w:br/>
-        <w:t xml:space="preserve">  Young chefs are championing Nordic ingredients, pushing Copenhagen to the forefront of Northern European gastronomy. If you can't get into Noma, the only new  restaurant in town to get a Michelin star this year was  A.O.C. (2 Dronningens Tvaergade; 45-33-11-11-45; restaurantaoc.dk), where  the chef Ronny Emborg, a veteran of El Bulli,  jazzes up rustic Danish ingredients like lumpfish roe, veal and cranberries. Highlights include roasted lamb served in walnut oil with crunchy razor-thin apple slices and tiny forest mushrooms. For dessert, try the red beetroot ice cream, which comes on a bed of black licorice pellets. Four courses are 550 kroner, or  about $92  at 6 Danish kroner to the dollar.  The curvy, cavernous white complex of rooms is filled nightly with black-clad couples and suited businessmen.</w:t>
+        <w:t xml:space="preserve">  The dance begins after Martin, who took jazz ballet lessons in his past, has attended the funeral of a friend and received text messages from his wife that hint at reuniting; he and his friends greet graduating students at the harbor as the song ''What a Life,'' by the Danish band Scarlet Pleasure, plays. At first, his movement is a little tentative, full of stops and starts. But once he gets going, he throws himself into it, taking wide crossover steps, swaying and, with a silky vigor, spinning to the ground and springing up -- all the while taking sips from a can of beer.</w:t>
         <w:br/>
-        <w:t xml:space="preserve">  10 p.m. 3)REBIRTH OF COOL</w:t>
+        <w:t xml:space="preserve">  As his body melts into the beat of the song, it's clear that this is more than a dance: Martin has been given another chance -- or round -- at life, and he's taking it. Uninhibited and robust, Mikkelsen, 55, darts through space, punching at the air and jumping forcefully before taking off in a most spectacular leap over the water. The film ends with him in midair.</w:t>
         <w:br/>
-        <w:t xml:space="preserve">  Grow your goatee and don your beret: a jazz legend has returned to Copenhagen. During the 1960s and early '70s, the Jazzhus Montmartre club was one of the high temples of the European jazz scene, drawing legendary talents like Miles Davis and Dexter Gordon for extended stays. The club closed in 1976, then made periodic efforts to reopen in other locations but eventually fell silent  in the 1990s. It's now back in its original location (Store Regnegade 19A; 45-70-15-65-65; jazzhusmontmartre.dk), and its comeback has been greeted with great fanfare. The stage in the revamped airy, white space has already attracted marquee names like the saxophonist Bill Evans and the pianist Abdullah Ibrahim.</w:t>
+        <w:t xml:space="preserve">  In working with Mikkelsen, the choreographer Olivia Anselmo said: ''He started the whole rehearsal saying, 'Well, I'm not like I used to be, I'm not young anymore and blah, blah, blah.' And then the first thing he does is go into a slide and a roll on the floor and jumps up and does this thing where he wraps his leg around the other leg -- like a yoga pose. He just did that.''</w:t>
         <w:br/>
-        <w:t xml:space="preserve">  Saturday</w:t>
+        <w:t xml:space="preserve">  Mikkelsen started out as an acrobat before discovering dance, though it's as an actor that he's made his name. He was the Bond villain in ''Casino Royale,'' and Dr. Hannibal Lecter in the television series ''Hannibal.'' He won a best actor award at Cannes for his role in Vinterberg's film ''The Hunt'' (2012). But to Anselmo, he is something else. ''When I was in the studio with him, it's not like I'm thinking like, wow, this is this world-known actor,'' she said. ''It was so cozy and chill. I just thought, this is just another dancer.''</w:t>
         <w:br/>
-        <w:t xml:space="preserve">  10:30 a.m. 4) PEDAL INTO THE PAST</w:t>
+        <w:t xml:space="preserve">  Recently, Mikkelsen spoke about the dance and his professional dancing years, which lasted around nine years. He switched to drama, he said, ''to pull out a different drawer and find something new,'' he said. ''I was also always more in love with the drama of dancing than the aesthetics of dancing.''</w:t>
         <w:br/>
-        <w:t xml:space="preserve">  With 9 in 10 Danish adults owning a bike, according to the Cycling Embassy of Denmark, an organization that promotes biking, Copenhagen is among the most bicycle-crazy cities on the planet. That means sightseeing on the saddle  is a snap. Pedal to the lush and grassy Assistens Kirkegaard cemetery (burial place of Hans Christian Andersen and Soren Kierkegaard), where many Danes picnic and lie out under the summer sun. Or cruise to the city center to admire the exterior of the stately Amalienborg Palace (Slotsplads; 45-33-40-10-10; www.ses.dk/en.aspx), where Queen Margrethe II lives, and the Dutch Renaissance-style stock exchange (Borsen),   with its dragon-tail spire. For a knockout view of the city's orange-tile roofs and green copper domes, climb up the gilded candy-twist spire of Vor Frelsers Kirke (Sankt Annae Gade 29; www.vorfrelserskirke.dk/english), a 17th-century church  in the historical Christianshavn district. Baisikeli (Turesensgade 10; 45-26-70-02-29; cph-bike-rental.dk) has rentals from 50 kroner  for a half-day.</w:t>
+        <w:t xml:space="preserve">  What follows are edited excerpts from a recent conversation.</w:t>
         <w:br/>
-        <w:t xml:space="preserve">  2 p.m. 5)SMORREBROD SUPREME</w:t>
+        <w:t xml:space="preserve">  How did you feel about dancing in the film?</w:t>
         <w:br/>
-        <w:t xml:space="preserve">  The fried herring may taste like something  from an old-school Copenhagen tavern, but Aamanns Etablissement (Oster Farimagsgade 12, 45-35-55-33-10; aamanns.dk) opened last year as a modern take on the fading institution, complete with minimalist decor, homemade akvavit and microbrew beers and sodas. Besides herring (115 kroner), served a number of ways, the frequently changing menu may include  smorrebrod (165 kroner) --  traditional open-face sandwiches --  made with pork breast, with apple, salad greens and balsamic vinegar.</w:t>
+        <w:t xml:space="preserve">  I thought it would be a hard thing to get away with in a realistic film -- to dance for real. So in my world, it was more like a drunken dream or a drunken image or fantasy, but in Thomas's world, it was literally a man dancing while he was surrounded by a lot of young people. [Laughs]</w:t>
         <w:br/>
-        <w:t xml:space="preserve">  4 p.m. 6)DESIGNING DANES</w:t>
+        <w:t xml:space="preserve">  He wanted the ending to be a balance between a man flying and a man falling and, obviously, the dance was perfect for that.</w:t>
         <w:br/>
-        <w:t xml:space="preserve">  Is Copenhagen the next Antwerp? Like its Belgian counterpart, Copenhagen's storybook center is filling with upstart fashion labels. Nordic whiteness and lightness go out the window at Bllack Noir (Ostergade 52, Illum department store; 45-33-18-27-89; noir-illuminati2.com), which opened in February with a collection of  very dark hot pants, drainpipe jeans and baby-doll dresses.  Across the sartorial spectrum, Baum Und Pferdgarten (Vognmagergade 2; 45-35-30-10-90; baumundpferdgarten.com) sells romantic, colorful and very feminine creations like ruffled floral dresses and gold sequin belts. And to make a statement, visit Henrik Vibskov (Krystalgade 6; 45-33-14-61-00; henrikvibskov.com), a Danish designer known for avant-garde wear like garishly striped jumpsuits with brassy buttons and black lab-coat-like dresses.</w:t>
+        <w:t xml:space="preserve">  How did you begin dancing in the first place?</w:t>
         <w:br/>
-        <w:t xml:space="preserve">  7 p.m. 7)JACKETS NOT REQUIRED</w:t>
+        <w:t xml:space="preserve">  I started out as a gymnast, and there was a choreographer coming to our club. She wanted a couple of acrobats in the background who could do flips and she wanted us to do a few steps as well. She thought I had a certain amount of talent and she asked me if I wanted to learn the craft, and I had absolutely nothing else to do.</w:t>
         <w:br/>
-        <w:t xml:space="preserve">  Danish hospitality comes to the fore at Madklubben (Store Kongensgade 66; 45-33-32-32-34; madklubben.info). It says so on the menu: ''The staff has been selected for their cheerful spirits and contagious laughter, not their intense studies of all the wine and cheeses of the world.''  The kitchen is similarly unpretentious, whipping up affordable Nordic-modern dishes for 30-something media types and young professionals who pack into the low-ceilinged, minimalist white space. The menu recently included a pan-fried hake with mussel sauce and lumpfish roe with crunchy cucumber bits and oyster mayonnaise foam. Four courses for 250 kroner.</w:t>
+        <w:t xml:space="preserve">  I did a few shows with her, kind of musical things, and then it just felt as if I had to honor dance. I had to really learn it from the base.</w:t>
         <w:br/>
-        <w:t xml:space="preserve">  10 p.m. 8)NORREBRO BY NIGHT</w:t>
+        <w:t xml:space="preserve">  Where did you study?</w:t>
         <w:br/>
-        <w:t xml:space="preserve">  Working-class Norrebro has long been one of the city's most ethnically mixed neighborhoods. It's becoming a diverse party spot as well. Underwood Ink (Ryesgade Tredive A; 45-35-35-55-53; www.underwood-ink.com) feels like the living room of an eclectic intellectual, with bookshelves packed with international literature (for sale), paintings by obscure European artists (ditto) and tables piled with bottles of microbrewed Danish beers like sweet-spicy Porse Guld. A few blocks away, world-music geeks, nongovernmental agency  types, neo-hippies and grad students swig Cuban Cristal beer at Global (Norre Alle 7; 45-50-58-08-41; globalcph.dk). The cozy space has an elevated stage that showcases wide-ranging acts like Mali's Bassekou Kouyate and the Serbian Gypsy trumpet legend Boban Markovic.</w:t>
+        <w:t xml:space="preserve">  I applied for a scholarship and I went to New York for two summers to Martha Graham. Then I joined a contemporary ballet group in Denmark and I did a ton of musicals like ''La Cage Aux Folles'' and ''Chicago.'' ''West Side Story.'' But I was trained as a contemporary Martha Graham dancer.</w:t>
         <w:br/>
-        <w:t xml:space="preserve">  Sunday</w:t>
+        <w:t xml:space="preserve">  Was Martha around? She must have been pretty old.</w:t>
         <w:br/>
-        <w:t xml:space="preserve">  10 a.m. 9)NATURE CALLS</w:t>
+        <w:t xml:space="preserve">  Yeah. I had the opportunity to meet her. It was a miracle time. She was obviously not a teacher [anymore], but she came along once as the guru she was, with her arthritis. She was helped out of the car. She was stunning. She had this enormous hair. She sat on the floor and watched us. And all of a sudden, she just went into one of her moves -- her spine just got completely straight, and she put her nose on the floor.</w:t>
         <w:br/>
-        <w:t xml:space="preserve">  There's no better cure for too much pork and beer than a vigorous walk in the crisp Nordic air. Copenhagen's three adjacent lakes are a favorite of cyclists,  joggers and strollers, with picturesque trails lined with shady trees and  reeds. For a copious brunch buffet, Den Franske Cafe (Sortedam Dossering 101; 45-35-42-48-45; denfranskecafe.dk) has  tables inside and out overlooking a pleasant corner of the lakes where swans and ducks gather;  109 kroner.</w:t>
+        <w:t xml:space="preserve">  That is magic.</w:t>
         <w:br/>
-        <w:t xml:space="preserve">  Noon 10)MODERN PAINTERS</w:t>
+        <w:t xml:space="preserve">  We were all just like, what? And then she had all the boys come really close because she didn't speak up loudly. She said, ''The boys must jump in the air.'' And so we went in there and we jumped and jumped and jumped, and then we looked at her, and she had fallen asleep. [Laughs] But it was fantastic, fantastic to meet her.</w:t>
         <w:br/>
-        <w:t xml:space="preserve">  Denmark is famous for its furniture designers (Arne Jacobsen, Finn Juhl, Jacob   Jensen), but painters and other artists also deserve their due. The Statens Museum for Kunst (Solvgade 48-50; 45-33-74-84-94; smk.dk) is Denmark's national gallery. While Brueghel, Rembrandt and Picasso are the draw, the museum offers a vivid introduction to Danish modern art. Head to Room 228 for century-old paintings by Vilhelm Hammershoi, and Room 201 for post-World War II Pop and kitsch works including Peter Land's surrealist statue ''Untitled (sitting man, with dots on blue carpet).'' For contemporary works, make your way  to Kunsthal Charlottenborg (Nyhavn 2;  45-33-13-40-22; kunsthalcharlottenborg.dk), which opened in 2006 and remains the city's largest  contemporary art space. Shows rotate, but the annual Spring Exhibition is a must-see gathering of video, painting, sculpture, photography and art installations that's generating headlines of its own.</w:t>
+        <w:t xml:space="preserve">  When did you start gymnastics?</w:t>
         <w:br/>
-        <w:t xml:space="preserve">  IF YOU GO</w:t>
+        <w:t xml:space="preserve">  I was probably in first or second grade. You have to understand, gymnastics in Denmark was on a completely different level than the rest of the world in the sense that we sucked. I remember there was a Russian club coming to us as a friendship club, and it was just insane how good they were. It was just like, Jesus, we are wasting our time.</w:t>
         <w:br/>
-        <w:t xml:space="preserve">  Delta, United, Continental and Scandinavian  fly nonstop to Copenhagen from New York. According to a recent online search, Delta  has flights from Kennedy Airport from $760  for travel in August.</w:t>
+        <w:t xml:space="preserve">  How old were you when you switched to dance?</w:t>
         <w:br/>
-        <w:t xml:space="preserve">  The new  Wakeup Copenhagen (Carsten Niebuhrs Gade 11; 45-44-80-00-00; wakeupcopenhagen.com),   with 510 rooms, offers tasteful Scandinavian-sleek design at remarkably un-Scandinavian prices. Doubles from 500 kroner, about $84.</w:t>
+        <w:t xml:space="preserve">  I think it was about 17 or 18 when that happened. So I was a working-class little boy -- almost like a Billy Elliot story. I couldn't really tell my friends what I started out doing. That's just the way it is when you're a working-class kid, but then when they eventually found out, I told them to do the math: ''How many girls, how many boys?'' They were all like, ''Yeah, I want to be a dancer as well.''</w:t>
         <w:br/>
-        <w:t xml:space="preserve">  Opened in 2007, Hotel 27(Longangstraede 27; 45-70-27-56-27; hotel27.dk) offers 200 high-design rooms, ''molecular'' cocktails and an  ice bar. Doubles start at 820 kroner.</w:t>
+        <w:t xml:space="preserve">  What was it like dancing again for ''Another Round''?</w:t>
         <w:br/>
+        <w:t xml:space="preserve">  It was like saying hi to an old friend. I'm the kind of dancer that doesn't dance when I'm out at a club with friends. I've always been a little reluctant to do that because, I guess, it was my profession. I knew that this character was rusty and he was not a professional dancer like I was, but he had done it as a young man, as a kid. At the same time, I got a little ambitious.</w:t>
         <w:br/>
-        <w:t>http://www.nytimes.com</w:t>
+        <w:t xml:space="preserve">  Did you injure yourself?</w:t>
+        <w:br/>
+        <w:t xml:space="preserve">  No, not at all. It was all good. But it was all adrenaline. I felt really young again, but the next week I felt really old.</w:t>
+        <w:br/>
+        <w:t xml:space="preserve">  Because you were sore?</w:t>
+        <w:br/>
+        <w:t xml:space="preserve">  I was super sore. I do a lot of sports. I bike and I play tennis and I do all kinds of stuff, but it's not the same muscles.</w:t>
+        <w:br/>
+        <w:t xml:space="preserve">  What were you thinking about in the final dance?</w:t>
+        <w:br/>
+        <w:t xml:space="preserve">  We wanted it not to be about the dance but about what was inside of the character. More than it is a performance, it's an internal journey. It's almost like a close-up.</w:t>
         <w:br/>
         <w:br/>
         <w:t>Graphic</w:t>
@@ -114,11 +125,11 @@
         <w:br/>
         <w:t xml:space="preserve"> </w:t>
         <w:br/>
-        <w:t>PHOTOS: From Left: A favorite mode of transportation is the bicycle (bags? no problem)</w:t>
+        <w:t>PHOTOS: Mads Mikkelsen, center, filming the end of ''Another Round.'' (PHOTOGRAPH BY HENRIK OHSTEN/SAMUEL GOLDWYN FILMS)</w:t>
         <w:br/>
-        <w:t>a canal tour in progress</w:t>
+        <w:t>Mads Mikkelsen, who takes flight in the final scene of Thomas Vinterberg's film, ''Another Round,'' on being a dancer: I was ''always more in love with the drama of dancing than the aesthetics of dancing.'' (PHOTOGRAPH BY STURLA BRANDTH GROEVLEN/SAMUEL GOLDWYN FILMS)</w:t>
         <w:br/>
-        <w:t xml:space="preserve"> presenting a bottle at A.O.C. restaurant, which earned a Michelin star this year. (PHOTOGRAPHS BY JOHAN SPANNER FOR THE NEW YORK TIMES) MAPS</w:t>
+        <w:t xml:space="preserve"> Mikkelsen's character, Martin, is a high school teacher who, along with three colleagues, takes part in an experiment with alcohol to shake up his listless life. (PHOTOGRAPH BY HENRIK OHSTEN/SAMUEL GOLDWYN FILMS) (C6)</w:t>
       </w:r>
     </w:p>
     <w:sectPr>
